--- a/02_Sistemas_de_Numeracao/02_Catalogo_Semantico.docx
+++ b/02_Sistemas_de_Numeracao/02_Catalogo_Semantico.docx
@@ -305,7 +305,10 @@
     </w:p>
     <w:p>
       <w:r>
-        <w:t>Palavras-chave: signed, unsigned, complemento de dois, byte, representação binária, tipos inteiros em C</w:t>
+        <w:t xml:space="preserve">Palavras-chave:</w:t>
+      </w:r>
+      <w:r>
+        <w:t xml:space="preserve"> inteiro com sinal, inteiro sem sinal, complemento de dois, byte, representação binária, tipos inteiros em C</w:t>
       </w:r>
     </w:p>
     <w:p>
@@ -333,7 +336,10 @@
     </w:p>
     <w:p>
       <w:r>
-        <w:t>Palavras-chave: signed, unsigned, complemento de dois, byte, representação binária, tipos inteiros em C</w:t>
+        <w:t xml:space="preserve">Palavras-chave:</w:t>
+      </w:r>
+      <w:r>
+        <w:t xml:space="preserve"> inteiro com sinal, inteiro sem sinal, complemento de dois, byte, representação binária, tipos inteiros em C</w:t>
       </w:r>
     </w:p>
     <w:p>
@@ -361,7 +367,10 @@
     </w:p>
     <w:p>
       <w:r>
-        <w:t>Palavras-chave: signed, unsigned, complemento de dois, nibble, combinação de valores, msb</w:t>
+        <w:t xml:space="preserve">Palavras-chave:</w:t>
+      </w:r>
+      <w:r>
+        <w:t xml:space="preserve"> inteiro com sinal, inteiro sem sinal, complemento de dois, nibble, combinação de valores, msb</w:t>
       </w:r>
     </w:p>
     <w:p>
@@ -389,7 +398,10 @@
     </w:p>
     <w:p>
       <w:r>
-        <w:t>Palavras-chave: byte, nibble, representação binária, conversão de bases, msb, lsb, complemento de dois, signed, unsigned, combinação de valores</w:t>
+        <w:t xml:space="preserve">Palavras-chave:</w:t>
+      </w:r>
+      <w:r>
+        <w:t xml:space="preserve"> byte, nibble, representação binária, conversão de bases, msb, lsb, complemento de dois, inteiro com sinal, inteiro sem sinal, combinação de valores</w:t>
       </w:r>
     </w:p>
     <w:p>
@@ -417,7 +429,10 @@
     </w:p>
     <w:p>
       <w:r>
-        <w:t>Palavras-chave: byte, nibble, representação binária, conversão de bases, msb, lsb, complemento de dois, signed, unsigned, combinação de valores</w:t>
+        <w:t xml:space="preserve">Palavras-chave:</w:t>
+      </w:r>
+      <w:r>
+        <w:t xml:space="preserve"> byte, nibble, representação binária, conversão de bases, msb, lsb, complemento de dois, inteiro com sinal, inteiro sem sinal, combinação de valores</w:t>
       </w:r>
     </w:p>
     <w:p>
@@ -438,7 +453,7 @@
         <w:rPr>
           <w:b/>
         </w:rPr>
-        <w:t>base numérica</w:t>
+        <w:t xml:space="preserve">base numérica</w:t>
       </w:r>
       <w:r>
         <w:t xml:space="preserve"> — Quantidade de símbolos distintos e fundamento dos pesos posicionais de um sistema de numeração.</w:t>
@@ -447,7 +462,10 @@
     <w:p>
       <w:pPr/>
       <w:r>
-        <w:t>Materiais: sistemas_representacao_numericas.png, sistemas_representacao_numerica2.png</w:t>
+        <w:t xml:space="preserve">Materiais:</w:t>
+      </w:r>
+      <w:r>
+        <w:t xml:space="preserve"> sistemas_representacao_numerica2.png, sistemas_representacao_numericas.png</w:t>
       </w:r>
     </w:p>
     <w:p>
@@ -455,7 +473,7 @@
         <w:rPr>
           <w:b/>
         </w:rPr>
-        <w:t>bit</w:t>
+        <w:t xml:space="preserve">bit</w:t>
       </w:r>
       <w:r>
         <w:t xml:space="preserve"> — Unidade binária que admite os valores 0 e 1.</w:t>
@@ -464,7 +482,10 @@
     <w:p>
       <w:pPr/>
       <w:r>
-        <w:t>Materiais: bit.png, bit_byte_nibble.png, combinacao_bits.png</w:t>
+        <w:t xml:space="preserve">Materiais:</w:t>
+      </w:r>
+      <w:r>
+        <w:t xml:space="preserve"> bit.png, bit_byte_nibble.png, combinacao_bits.png</w:t>
       </w:r>
     </w:p>
     <w:p>
@@ -472,7 +493,7 @@
         <w:rPr>
           <w:b/>
         </w:rPr>
-        <w:t>byte</w:t>
+        <w:t xml:space="preserve">byte</w:t>
       </w:r>
       <w:r>
         <w:t xml:space="preserve"> — Agrupamento de oito bits.</w:t>
@@ -481,7 +502,10 @@
     <w:p>
       <w:pPr/>
       <w:r>
-        <w:t>Materiais: bit_byte_nibble.png, msb_lsb.png, signed_unsigned.png, signed_unsigned.gif, exercicio.md, gabarito.md</w:t>
+        <w:t xml:space="preserve">Materiais:</w:t>
+      </w:r>
+      <w:r>
+        <w:t xml:space="preserve"> bit_byte_nibble.png, exercicio.md, gabarito.md, msb_lsb.png, signed_unsigned.gif, signed_unsigned.png</w:t>
       </w:r>
     </w:p>
     <w:p>
@@ -489,7 +513,7 @@
         <w:rPr>
           <w:b/>
         </w:rPr>
-        <w:t>combinação de valores</w:t>
+        <w:t xml:space="preserve">combinação de valores</w:t>
       </w:r>
       <w:r>
         <w:t xml:space="preserve"> — Uma configuração possível dos estados de um conjunto de bits.</w:t>
@@ -498,7 +522,10 @@
     <w:p>
       <w:pPr/>
       <w:r>
-        <w:t>Materiais: bit_byte_nibble.png, combinacao_bits.png, signed_unsigned2.png, exercicio.md, gabarito.md</w:t>
+        <w:t xml:space="preserve">Materiais:</w:t>
+      </w:r>
+      <w:r>
+        <w:t xml:space="preserve"> bit_byte_nibble.png, combinacao_bits.png, exercicio.md, gabarito.md, signed_unsigned2.png</w:t>
       </w:r>
     </w:p>
     <w:p>
@@ -506,7 +533,7 @@
         <w:rPr>
           <w:b/>
         </w:rPr>
-        <w:t>complemento de dois</w:t>
+        <w:t xml:space="preserve">complemento de dois</w:t>
       </w:r>
       <w:r>
         <w:t xml:space="preserve"> — Representação usual de inteiros com sinal em que padrões de bits podem codificar valores negativos.</w:t>
@@ -515,7 +542,10 @@
     <w:p>
       <w:pPr/>
       <w:r>
-        <w:t>Materiais: signed_unsigned.png, signed_unsigned.gif, signed_unsigned2.png, exercicio.md, gabarito.md</w:t>
+        <w:t xml:space="preserve">Materiais:</w:t>
+      </w:r>
+      <w:r>
+        <w:t xml:space="preserve"> exercicio.md, gabarito.md, signed_unsigned.gif, signed_unsigned.png, signed_unsigned2.png</w:t>
       </w:r>
     </w:p>
     <w:p>
@@ -523,7 +553,7 @@
         <w:rPr>
           <w:b/>
         </w:rPr>
-        <w:t>conversão de bases</w:t>
+        <w:t xml:space="preserve">conversão de bases</w:t>
       </w:r>
       <w:r>
         <w:t xml:space="preserve"> — Transformação da representação de um mesmo valor entre sistemas de numeração.</w:t>
@@ -532,7 +562,10 @@
     <w:p>
       <w:pPr/>
       <w:r>
-        <w:t>Materiais: sistemas_representacao_numericas.png, sistemas_representacao_numerica2.png, contagem_0_a_15_hexa.gif, hexadecimal.png, exercicio.md, gabarito.md</w:t>
+        <w:t xml:space="preserve">Materiais:</w:t>
+      </w:r>
+      <w:r>
+        <w:t xml:space="preserve"> contagem_0_a_15_hexa.gif, exercicio.md, gabarito.md, hexadecimal.png, sistemas_representacao_numerica2.png, sistemas_representacao_numericas.png</w:t>
       </w:r>
     </w:p>
     <w:p>
@@ -540,7 +573,7 @@
         <w:rPr>
           <w:b/>
         </w:rPr>
-        <w:t>estado binário</w:t>
+        <w:t xml:space="preserve">estado binário</w:t>
       </w:r>
       <w:r>
         <w:t xml:space="preserve"> — Uma das duas alternativas possíveis representadas por um bit.</w:t>
@@ -549,7 +582,10 @@
     <w:p>
       <w:pPr/>
       <w:r>
-        <w:t>Materiais: bit.png</w:t>
+        <w:t xml:space="preserve">Materiais:</w:t>
+      </w:r>
+      <w:r>
+        <w:t xml:space="preserve"> bit.png</w:t>
       </w:r>
     </w:p>
     <w:p>
@@ -557,7 +593,7 @@
         <w:rPr>
           <w:b/>
         </w:rPr>
-        <w:t>informação digital</w:t>
+        <w:t xml:space="preserve">informação digital</w:t>
       </w:r>
       <w:r>
         <w:t xml:space="preserve"> — Informação codificada por estados discretos, frequentemente binários.</w:t>
@@ -566,7 +602,10 @@
     <w:p>
       <w:pPr/>
       <w:r>
-        <w:t>Materiais: bit.png</w:t>
+        <w:t xml:space="preserve">Materiais:</w:t>
+      </w:r>
+      <w:r>
+        <w:t xml:space="preserve"> bit.png</w:t>
       </w:r>
     </w:p>
     <w:p>
@@ -574,7 +613,47 @@
         <w:rPr>
           <w:b/>
         </w:rPr>
-        <w:t>lsb</w:t>
+        <w:t xml:space="preserve">inteiro com sinal</w:t>
+      </w:r>
+      <w:r>
+        <w:t xml:space="preserve"> — Interpretação ou tipo inteiro que admite valores negativos e não negativos.</w:t>
+      </w:r>
+    </w:p>
+    <w:p>
+      <w:pPr/>
+      <w:r>
+        <w:t xml:space="preserve">Materiais:</w:t>
+      </w:r>
+      <w:r>
+        <w:t xml:space="preserve"> exercicio.md, gabarito.md, signed_unsigned.gif, signed_unsigned.png, signed_unsigned2.png</w:t>
+      </w:r>
+    </w:p>
+    <w:p>
+      <w:r>
+        <w:rPr>
+          <w:b/>
+        </w:rPr>
+        <w:t xml:space="preserve">inteiro sem sinal</w:t>
+      </w:r>
+      <w:r>
+        <w:t xml:space="preserve"> — Interpretação ou tipo inteiro sem sinal, que representa apenas valores não negativos.</w:t>
+      </w:r>
+    </w:p>
+    <w:p>
+      <w:pPr/>
+      <w:r>
+        <w:t xml:space="preserve">Materiais:</w:t>
+      </w:r>
+      <w:r>
+        <w:t xml:space="preserve"> exercicio.md, gabarito.md, signed_unsigned.gif, signed_unsigned.png, signed_unsigned2.png</w:t>
+      </w:r>
+    </w:p>
+    <w:p>
+      <w:r>
+        <w:rPr>
+          <w:b/>
+        </w:rPr>
+        <w:t xml:space="preserve">lsb</w:t>
       </w:r>
       <w:r>
         <w:t xml:space="preserve"> — Bit menos significativo, localizado na posição de menor peso.</w:t>
@@ -583,7 +662,10 @@
     <w:p>
       <w:pPr/>
       <w:r>
-        <w:t>Materiais: msb_lsb.png, exercicio.md, gabarito.md</w:t>
+        <w:t xml:space="preserve">Materiais:</w:t>
+      </w:r>
+      <w:r>
+        <w:t xml:space="preserve"> exercicio.md, gabarito.md, msb_lsb.png</w:t>
       </w:r>
     </w:p>
     <w:p>
@@ -591,7 +673,7 @@
         <w:rPr>
           <w:b/>
         </w:rPr>
-        <w:t>msb</w:t>
+        <w:t xml:space="preserve">msb</w:t>
       </w:r>
       <w:r>
         <w:t xml:space="preserve"> — Bit mais significativo, localizado na posição de maior peso.</w:t>
@@ -600,7 +682,10 @@
     <w:p>
       <w:pPr/>
       <w:r>
-        <w:t>Materiais: msb_lsb.png, signed_unsigned2.png, exercicio.md, gabarito.md</w:t>
+        <w:t xml:space="preserve">Materiais:</w:t>
+      </w:r>
+      <w:r>
+        <w:t xml:space="preserve"> exercicio.md, gabarito.md, msb_lsb.png, signed_unsigned2.png</w:t>
       </w:r>
     </w:p>
     <w:p>
@@ -608,7 +693,7 @@
         <w:rPr>
           <w:b/>
         </w:rPr>
-        <w:t>nibble</w:t>
+        <w:t xml:space="preserve">nibble</w:t>
       </w:r>
       <w:r>
         <w:t xml:space="preserve"> — Agrupamento de quatro bits.</w:t>
@@ -617,7 +702,10 @@
     <w:p>
       <w:pPr/>
       <w:r>
-        <w:t>Materiais: bit_byte_nibble.png, contagem_0_a_15.gif, contagem_0_a_15_hexa.gif, hexadecimal.png, signed_unsigned2.png, exercicio.md, gabarito.md</w:t>
+        <w:t xml:space="preserve">Materiais:</w:t>
+      </w:r>
+      <w:r>
+        <w:t xml:space="preserve"> bit_byte_nibble.png, contagem_0_a_15.gif, contagem_0_a_15_hexa.gif, exercicio.md, gabarito.md, hexadecimal.png, signed_unsigned2.png</w:t>
       </w:r>
     </w:p>
     <w:p>
@@ -625,7 +713,7 @@
         <w:rPr>
           <w:b/>
         </w:rPr>
-        <w:t>potência de dois</w:t>
+        <w:t xml:space="preserve">potência de dois</w:t>
       </w:r>
       <w:r>
         <w:t xml:space="preserve"> — Expressão 2ⁿ, usada para pesos binários e quantidade de combinações de n bits.</w:t>
@@ -634,7 +722,10 @@
     <w:p>
       <w:pPr/>
       <w:r>
-        <w:t>Materiais: bit_byte_nibble.png, combinacao_bits.png, contagem_0_a_15.gif</w:t>
+        <w:t xml:space="preserve">Materiais:</w:t>
+      </w:r>
+      <w:r>
+        <w:t xml:space="preserve"> bit_byte_nibble.png, combinacao_bits.png, contagem_0_a_15.gif</w:t>
       </w:r>
     </w:p>
     <w:p>
@@ -642,7 +733,7 @@
         <w:rPr>
           <w:b/>
         </w:rPr>
-        <w:t>representação binária</w:t>
+        <w:t xml:space="preserve">representação binária</w:t>
       </w:r>
       <w:r>
         <w:t xml:space="preserve"> — Codificação de valores com símbolos 0 e 1.</w:t>
@@ -651,7 +742,10 @@
     <w:p>
       <w:pPr/>
       <w:r>
-        <w:t>Materiais: bit.png, combinacao_bits.png, contagem_0_a_15.gif, contagem_0_a_15_hexa.gif, hexadecimal.png, msb_lsb.png, signed_unsigned.png, signed_unsigned.gif, exercicio.md, gabarito.md</w:t>
+        <w:t xml:space="preserve">Materiais:</w:t>
+      </w:r>
+      <w:r>
+        <w:t xml:space="preserve"> bit.png, combinacao_bits.png, contagem_0_a_15.gif, contagem_0_a_15_hexa.gif, exercicio.md, gabarito.md, hexadecimal.png, msb_lsb.png, signed_unsigned.gif, signed_unsigned.png</w:t>
       </w:r>
     </w:p>
     <w:p>
@@ -659,24 +753,7 @@
         <w:rPr>
           <w:b/>
         </w:rPr>
-        <w:t>signed</w:t>
-      </w:r>
-      <w:r>
-        <w:t xml:space="preserve"> — Interpretação ou tipo inteiro que admite valores negativos e não negativos.</w:t>
-      </w:r>
-    </w:p>
-    <w:p>
-      <w:pPr/>
-      <w:r>
-        <w:t>Materiais: signed_unsigned.png, signed_unsigned.gif, signed_unsigned2.png, exercicio.md, gabarito.md</w:t>
-      </w:r>
-    </w:p>
-    <w:p>
-      <w:r>
-        <w:rPr>
-          <w:b/>
-        </w:rPr>
-        <w:t>sistema binário</w:t>
+        <w:t xml:space="preserve">sistema binário</w:t>
       </w:r>
       <w:r>
         <w:t xml:space="preserve"> — Sistema posicional de base 2.</w:t>
@@ -685,7 +762,10 @@
     <w:p>
       <w:pPr/>
       <w:r>
-        <w:t>Materiais: sistemas_representacao_numericas.png, sistemas_representacao_numerica2.png</w:t>
+        <w:t xml:space="preserve">Materiais:</w:t>
+      </w:r>
+      <w:r>
+        <w:t xml:space="preserve"> sistemas_representacao_numerica2.png, sistemas_representacao_numericas.png</w:t>
       </w:r>
     </w:p>
     <w:p>
@@ -693,7 +773,7 @@
         <w:rPr>
           <w:b/>
         </w:rPr>
-        <w:t>sistema decimal</w:t>
+        <w:t xml:space="preserve">sistema decimal</w:t>
       </w:r>
       <w:r>
         <w:t xml:space="preserve"> — Sistema posicional de base 10.</w:t>
@@ -702,7 +782,10 @@
     <w:p>
       <w:pPr/>
       <w:r>
-        <w:t>Materiais: sistemas_representacao_numericas.png, sistemas_representacao_numerica2.png, contagem_0_a_15.gif, contagem_0_a_15_hexa.gif, hexadecimal.png</w:t>
+        <w:t xml:space="preserve">Materiais:</w:t>
+      </w:r>
+      <w:r>
+        <w:t xml:space="preserve"> contagem_0_a_15.gif, contagem_0_a_15_hexa.gif, hexadecimal.png, sistemas_representacao_numerica2.png, sistemas_representacao_numericas.png</w:t>
       </w:r>
     </w:p>
     <w:p>
@@ -710,7 +793,7 @@
         <w:rPr>
           <w:b/>
         </w:rPr>
-        <w:t>sistema hexadecimal</w:t>
+        <w:t xml:space="preserve">sistema hexadecimal</w:t>
       </w:r>
       <w:r>
         <w:t xml:space="preserve"> — Sistema posicional de base 16, com dígitos 0–9 e A–F.</w:t>
@@ -719,7 +802,10 @@
     <w:p>
       <w:pPr/>
       <w:r>
-        <w:t>Materiais: sistemas_representacao_numericas.png, sistemas_representacao_numerica2.png, contagem_0_a_15_hexa.gif, hexadecimal.png</w:t>
+        <w:t xml:space="preserve">Materiais:</w:t>
+      </w:r>
+      <w:r>
+        <w:t xml:space="preserve"> contagem_0_a_15_hexa.gif, hexadecimal.png, sistemas_representacao_numerica2.png, sistemas_representacao_numericas.png</w:t>
       </w:r>
     </w:p>
     <w:p>
@@ -727,7 +813,7 @@
         <w:rPr>
           <w:b/>
         </w:rPr>
-        <w:t>tipos inteiros em C</w:t>
+        <w:t xml:space="preserve">tipos inteiros em C</w:t>
       </w:r>
       <w:r>
         <w:t xml:space="preserve"> — Tipos da linguagem C destinados a representar valores inteiros.</w:t>
@@ -736,7 +822,10 @@
     <w:p>
       <w:pPr/>
       <w:r>
-        <w:t>Materiais: signed_unsigned.png, signed_unsigned.gif</w:t>
+        <w:t xml:space="preserve">Materiais:</w:t>
+      </w:r>
+      <w:r>
+        <w:t xml:space="preserve"> signed_unsigned.gif, signed_unsigned.png</w:t>
       </w:r>
     </w:p>
     <w:p>
@@ -744,24 +833,7 @@
         <w:rPr>
           <w:b/>
         </w:rPr>
-        <w:t>unsigned</w:t>
-      </w:r>
-      <w:r>
-        <w:t xml:space="preserve"> — Interpretação ou tipo inteiro sem sinal, que representa apenas valores não negativos.</w:t>
-      </w:r>
-    </w:p>
-    <w:p>
-      <w:pPr/>
-      <w:r>
-        <w:t>Materiais: signed_unsigned.png, signed_unsigned.gif, signed_unsigned2.png, exercicio.md, gabarito.md</w:t>
-      </w:r>
-    </w:p>
-    <w:p>
-      <w:r>
-        <w:rPr>
-          <w:b/>
-        </w:rPr>
-        <w:t>valor posicional</w:t>
+        <w:t xml:space="preserve">valor posicional</w:t>
       </w:r>
       <w:r>
         <w:t xml:space="preserve"> — Contribuição de um dígito determinada por sua posição e pela base.</w:t>
@@ -770,7 +842,10 @@
     <w:p>
       <w:pPr/>
       <w:r>
-        <w:t>Materiais: sistemas_representacao_numericas.png, sistemas_representacao_numerica2.png, contagem_0_a_15.gif, hexadecimal.png, msb_lsb.png</w:t>
+        <w:t xml:space="preserve">Materiais:</w:t>
+      </w:r>
+      <w:r>
+        <w:t xml:space="preserve"> contagem_0_a_15.gif, hexadecimal.png, msb_lsb.png, sistemas_representacao_numerica2.png, sistemas_representacao_numericas.png</w:t>
       </w:r>
     </w:p>
     <w:sectPr>

--- a/02_Sistemas_de_Numeracao/02_Catalogo_Semantico.docx
+++ b/02_Sistemas_de_Numeracao/02_Catalogo_Semantico.docx
@@ -17,7 +17,7 @@
     </w:p>
     <w:p>
       <w:r>
-        <w:t>Escopo: conteúdo técnico e pedagógico efetivamente apresentado, exemplos e palavras-chave controladas. GIFs descritos por suas transições significativas. Glossário e índice reverso ao final.</w:t>
+        <w:t>Escopo: descrição do conteúdo efetivamente apresentado em cada material, incluindo representações, exemplos e conceitos. Palavras-chave padronizadas e glossário com índice reverso ao final. Os registros não constituem roteiros de aula.</w:t>
       </w:r>
     </w:p>
     <w:p>
@@ -188,7 +188,7 @@
     </w:p>
     <w:p>
       <w:r>
-        <w:t>Sequência demonstrada: Quatro posições de pesos 8, 4, 2 e 1; ativação progressiva dos bits e atualização da soma e do valor decimal.</w:t>
+        <w:t>Representação e exemplos: Quatro posições de pesos 8, 4, 2 e 1; ativação progressiva dos bits e atualização da soma e do valor decimal.</w:t>
       </w:r>
     </w:p>
     <w:p>
@@ -216,7 +216,7 @@
     </w:p>
     <w:p>
       <w:r>
-        <w:t>Sequência demonstrada: Contador de 0000 a 1111; valores decimais 0–15 e dígitos hexadecimais 0–F, com mudança sincronizada.</w:t>
+        <w:t>Representação e exemplos: Contador de 0000 a 1111; valores decimais 0–15 e dígitos hexadecimais 0–F, com mudança sincronizada.</w:t>
       </w:r>
     </w:p>
     <w:p>
@@ -331,7 +331,7 @@
     </w:p>
     <w:p>
       <w:r>
-        <w:t>Sequência demonstrada: Código em C com variáveis signed e unsigned, representação dos bits e atualização das saídas no terminal.</w:t>
+        <w:t>Representação e exemplos: Código em C com variáveis signed e unsigned, representação dos bits e atualização das saídas no terminal.</w:t>
       </w:r>
     </w:p>
     <w:p>
@@ -383,7 +383,7 @@
     </w:p>
     <w:p>
       <w:r>
-        <w:t>Tipo: Markdown — exercício</w:t>
+        <w:t>Tipo: Exercício</w:t>
       </w:r>
     </w:p>
     <w:p>
@@ -414,7 +414,7 @@
     </w:p>
     <w:p>
       <w:r>
-        <w:t>Tipo: Markdown — gabarito</w:t>
+        <w:t>Tipo: Gabarito</w:t>
       </w:r>
     </w:p>
     <w:p>
@@ -445,7 +445,7 @@
     </w:p>
     <w:p>
       <w:r>
-        <w:t>Termos únicos deste capítulo, com definições e índice reverso dos materiais associados. A grafia destes termos deve ser preservada nos próximos capítulos.</w:t>
+        <w:t>Vocabulário controlado do capítulo. Cada termo aparece uma única vez neste glossário; a lista de arquivos constitui índice reverso. As mesmas etiquetas podem ser repetidas nos registros individuais.</w:t>
       </w:r>
     </w:p>
     <w:p>
@@ -849,9 +849,10 @@
       </w:r>
     </w:p>
     <w:sectPr>
-      <w:footerReference w:type="default" r:id="rId9"/>
+      <w:headerReference w:type="default" r:id="rId9"/>
+      <w:footerReference w:type="default" r:id="rId10"/>
       <w:pgSz w:w="12240" w:h="15840"/>
-      <w:pgMar w:top="1080" w:right="1800" w:bottom="1008" w:left="1800" w:header="720" w:footer="720" w:gutter="0"/>
+      <w:pgMar w:top="1440" w:right="1800" w:bottom="1440" w:left="1800" w:header="720" w:footer="720" w:gutter="0"/>
       <w:cols w:space="720"/>
       <w:docGrid w:linePitch="360"/>
     </w:sectPr>
@@ -864,12 +865,26 @@
   <w:p>
     <w:pPr>
       <w:pStyle w:val="Footer"/>
+      <w:jc w:val="center"/>
     </w:pPr>
     <w:r>
-      <w:t>Catálogo semântico | Capítulo 02 — Sistemas de Numeração</w:t>
+      <w:t>Capítulo 02 • Catálogo de conteúdo • Vocabulário controlado</w:t>
     </w:r>
   </w:p>
 </w:ftr>
+</file>
+
+<file path=word/header1.xml><?xml version="1.0" encoding="utf-8"?>
+<w:hdr xmlns:m="http://schemas.openxmlformats.org/officeDocument/2006/math" xmlns:mc="http://schemas.openxmlformats.org/markup-compatibility/2006" xmlns:mo="http://schemas.microsoft.com/office/mac/office/2008/main" xmlns:mv="urn:schemas-microsoft-com:mac:vml" xmlns:o="urn:schemas-microsoft-com:office:office" xmlns:r="http://schemas.openxmlformats.org/officeDocument/2006/relationships" xmlns:v="urn:schemas-microsoft-com:vml" xmlns:w10="urn:schemas-microsoft-com:office:word" xmlns:w14="http://schemas.microsoft.com/office/word/2010/wordml" xmlns:w="http://schemas.openxmlformats.org/wordprocessingml/2006/main" xmlns:wne="http://schemas.microsoft.com/office/word/2006/wordml" xmlns:wp14="http://schemas.microsoft.com/office/word/2010/wordprocessingDrawing" xmlns:wp="http://schemas.openxmlformats.org/drawingml/2006/wordprocessingDrawing" xmlns:wpc="http://schemas.microsoft.com/office/word/2010/wordprocessingCanvas" xmlns:wpg="http://schemas.microsoft.com/office/word/2010/wordprocessingGroup" xmlns:wpi="http://schemas.microsoft.com/office/word/2010/wordprocessingInk" xmlns:wps="http://schemas.microsoft.com/office/word/2010/wordprocessingShape" mc:Ignorable="w14 wp14">
+  <w:p>
+    <w:pPr>
+      <w:pStyle w:val="Header"/>
+    </w:pPr>
+    <w:r>
+      <w:t>ACERVO DIDÁTICO  /  CATÁLOGO SEMÂNTICO</w:t>
+    </w:r>
+  </w:p>
+</w:hdr>
 </file>
 
 <file path=word/numbering.xml><?xml version="1.0" encoding="utf-8"?>
@@ -1235,6 +1250,9 @@
     <w:name w:val="Normal"/>
     <w:qFormat/>
     <w:rsid w:val="00FC693F"/>
+    <w:pPr>
+      <w:spacing w:after="100"/>
+    </w:pPr>
     <w:rPr>
       <w:rFonts w:ascii="Aptos" w:hAnsi="Aptos"/>
       <w:sz w:val="18"/>
@@ -1299,10 +1317,10 @@
       <w:outlineLvl w:val="0"/>
     </w:pPr>
     <w:rPr>
-      <w:rFonts w:asciiTheme="majorHAnsi" w:eastAsiaTheme="majorEastAsia" w:hAnsiTheme="majorHAnsi" w:cstheme="majorBidi"/>
+      <w:rFonts w:asciiTheme="majorHAnsi" w:eastAsiaTheme="majorEastAsia" w:hAnsiTheme="majorHAnsi" w:cstheme="majorBidi" w:ascii="Aptos Display" w:hAnsi="Aptos Display"/>
       <w:b/>
       <w:bCs/>
-      <w:color w:val="124169"/>
+      <w:color w:val="123F69"/>
       <w:sz w:val="28"/>
       <w:szCs w:val="28"/>
     </w:rPr>
@@ -1323,11 +1341,11 @@
       <w:outlineLvl w:val="1"/>
     </w:pPr>
     <w:rPr>
-      <w:rFonts w:asciiTheme="majorHAnsi" w:eastAsiaTheme="majorEastAsia" w:hAnsiTheme="majorHAnsi" w:cstheme="majorBidi"/>
+      <w:rFonts w:asciiTheme="majorHAnsi" w:eastAsiaTheme="majorEastAsia" w:hAnsiTheme="majorHAnsi" w:cstheme="majorBidi" w:ascii="Aptos Display" w:hAnsi="Aptos Display"/>
       <w:b/>
       <w:bCs/>
-      <w:color w:val="124169"/>
-      <w:sz w:val="26"/>
+      <w:color w:val="123F69"/>
+      <w:sz w:val="22"/>
       <w:szCs w:val="26"/>
     </w:rPr>
   </w:style>
@@ -1588,11 +1606,11 @@
       <w:contextualSpacing/>
     </w:pPr>
     <w:rPr>
-      <w:rFonts w:asciiTheme="majorHAnsi" w:eastAsiaTheme="majorEastAsia" w:hAnsiTheme="majorHAnsi" w:cstheme="majorBidi"/>
-      <w:color w:val="17365D" w:themeColor="text2" w:themeShade="BF"/>
+      <w:rFonts w:asciiTheme="majorHAnsi" w:eastAsiaTheme="majorEastAsia" w:hAnsiTheme="majorHAnsi" w:cstheme="majorBidi" w:ascii="Aptos Display" w:hAnsi="Aptos Display"/>
+      <w:color w:val="123F69"/>
       <w:spacing w:val="5"/>
       <w:kern w:val="28"/>
-      <w:sz w:val="52"/>
+      <w:sz w:val="40"/>
       <w:szCs w:val="52"/>
     </w:rPr>
   </w:style>

--- a/02_Sistemas_de_Numeracao/02_Catalogo_Semantico.docx
+++ b/02_Sistemas_de_Numeracao/02_Catalogo_Semantico.docx
@@ -155,7 +155,7 @@
     </w:p>
     <w:p>
       <w:r>
-        <w:t>Conteúdo apresentado: Apresenta o crescimento do número de combinações de n bits pela expressão 2ⁿ. Exemplifica os casos de 1, 2 e 3 bits, chegando à fórmula geral e distinguindo quantidade de combinações de valor máximo.</w:t>
+        <w:t>Conteúdo apresentado: Apresenta o crescimento do número de combinações de n bits pela expressão 2ⁿ. Exemplifica os casos de 1, 2 e 3 bits, chegando à fórmula geral e mostrando que cada bit adicional duplica o número de combinações.</w:t>
       </w:r>
     </w:p>
     <w:p>
@@ -295,12 +295,12 @@
     </w:p>
     <w:p>
       <w:r>
-        <w:t>Conteúdo apresentado: Contrasta tipos inteiros com e sem sinal em C e demonstra que a mesma sequência de bits pode representar números diferentes. Ilustra a leitura de 11111111 como 255 em unsigned e −1 em signed de 8 bits.</w:t>
+        <w:t>Conteúdo apresentado: Contrasta interpretações com e sem sinal e demonstra que a mesma sequência de bits pode representar números diferentes. Ilustra a leitura de 1010 como 10 em unsigned e −6 em signed, em complemento de dois, no modelo didático de quatro bits; relaciona a interpretação aos tipos inteiros em C.</w:t>
       </w:r>
     </w:p>
     <w:p>
       <w:r>
-        <w:t>Representação e exemplos: Trechos de código, representação visual de oito bits e saída de terminal.</w:t>
+        <w:t>Representação e exemplos: Diagramas de quatro bits com setas, cálculo com peso negativo do MSB, tabelas comparativas de valores e faixas, e declarações signed char e unsigned char acompanhadas da ressalva do modelo didático de quatro bits.</w:t>
       </w:r>
     </w:p>
     <w:p>
@@ -326,7 +326,7 @@
     </w:p>
     <w:p>
       <w:r>
-        <w:t>Conteúdo apresentado: Compara a interpretação dos mesmos oito bits como unsigned e signed. Ao longo da animação, a representação binária permanece igual, mas o resultado numérico com sinal muda conforme a interpretação em complemento de dois.</w:t>
+        <w:t>Conteúdo apresentado: Compara dois objetos de oito bits: unsigned char com valor 255 e signed char com valor −1, no modelo de complemento de dois. A animação apresenta progressivamente as representações, iguais a 11111111 quando ambas estão exibidas, destaca as linhas de código e acrescenta as saídas unsigned: 255 e signed: -1 ao terminal; os valores dos objetos não mudam.</w:t>
       </w:r>
     </w:p>
     <w:p>
